--- a/docs/developpement/phases/word/PHASE_44_PREVISION_DU_PROCHAIN_EVENEMENT.docx
+++ b/docs/developpement/phases/word/PHASE_44_PREVISION_DU_PROCHAIN_EVENEMENT.docx
@@ -20,7 +20,7 @@
       <w:r>
         <w:t xml:space="preserve">FlaiX Expert · dossier de développement · généré le 2026-10-19 depuis le dépôt </w:t>
       </w:r>
-      <w:hyperlink w:history="1" r:id="rIdbc6tb2ekf6lgonwaavsal">
+      <w:hyperlink w:history="1" r:id="rIde1txzysofchzfa5qsgssv">
         <w:r>
           <w:rPr>
             <w:rStyle w:val="Hyperlink"/>
@@ -709,7 +709,7 @@
           <w:numId w:val="2"/>
         </w:numPr>
       </w:pPr>
-      <w:hyperlink w:history="1" r:id="rId-9sejnswyud0l7ybsh5mf">
+      <w:hyperlink w:history="1" r:id="rId8v4mx1vitj52czjpf7nz5">
         <w:r>
           <w:rPr>
             <w:rStyle w:val="Hyperlink"/>
@@ -757,7 +757,7 @@
       <w:r>
         <w:t xml:space="preserve"> — créé — </w:t>
       </w:r>
-      <w:hyperlink w:history="1" r:id="rIdw5bznzvso81z6d8oaq9py">
+      <w:hyperlink w:history="1" r:id="rIdrin6kd1bgsfchakyrahdi">
         <w:r>
           <w:rPr>
             <w:rStyle w:val="Hyperlink"/>
@@ -786,7 +786,7 @@
       <w:r>
         <w:t xml:space="preserve"> — créé — </w:t>
       </w:r>
-      <w:hyperlink w:history="1" r:id="rIdlbt-i0x-d83lzse3bslya">
+      <w:hyperlink w:history="1" r:id="rIdphkhfd9jnqk9jkgf_lbpn">
         <w:r>
           <w:rPr>
             <w:rStyle w:val="Hyperlink"/>
@@ -823,7 +823,7 @@
       <w:r>
         <w:t xml:space="preserve"> — modifié — </w:t>
       </w:r>
-      <w:hyperlink w:history="1" r:id="rId2l4rrixv_mrklqmhy0o7w">
+      <w:hyperlink w:history="1" r:id="rIdnfhlswlfpyg8zlmfdz_wk">
         <w:r>
           <w:rPr>
             <w:rStyle w:val="Hyperlink"/>
@@ -852,7 +852,7 @@
       <w:r>
         <w:t xml:space="preserve"> — créé — </w:t>
       </w:r>
-      <w:hyperlink w:history="1" r:id="rId_03uqa_cumcrgaafvvjvf">
+      <w:hyperlink w:history="1" r:id="rIda8l7xtslmbd0y3hw8mud3">
         <w:r>
           <w:rPr>
             <w:rStyle w:val="Hyperlink"/>
@@ -889,7 +889,7 @@
       <w:r>
         <w:t xml:space="preserve"> — créé — </w:t>
       </w:r>
-      <w:hyperlink w:history="1" r:id="rId7ecciabnknqtmbbq1taj6">
+      <w:hyperlink w:history="1" r:id="rId8drwlsazvuraio-s8bp_u">
         <w:r>
           <w:rPr>
             <w:rStyle w:val="Hyperlink"/>
@@ -918,7 +918,7 @@
       <w:r>
         <w:t xml:space="preserve"> — modifié — </w:t>
       </w:r>
-      <w:hyperlink w:history="1" r:id="rIdsiqzyfiwkpzdueorzxwwr">
+      <w:hyperlink w:history="1" r:id="rIdeagub97omuccteodenwgn">
         <w:r>
           <w:rPr>
             <w:rStyle w:val="Hyperlink"/>
@@ -955,7 +955,7 @@
       <w:r>
         <w:t xml:space="preserve"> — modifié — </w:t>
       </w:r>
-      <w:hyperlink w:history="1" r:id="rIdwmcovnej4yhqzrcb9owur">
+      <w:hyperlink w:history="1" r:id="rIdhoeyorydosmhj87kkwajs">
         <w:r>
           <w:rPr>
             <w:rStyle w:val="Hyperlink"/>
@@ -984,7 +984,7 @@
       <w:r>
         <w:t xml:space="preserve"> — créé — </w:t>
       </w:r>
-      <w:hyperlink w:history="1" r:id="rIdf8hzn0ymerj6zq7vanphz">
+      <w:hyperlink w:history="1" r:id="rIdia79rrmgzwtygbcgma0tf">
         <w:r>
           <w:rPr>
             <w:rStyle w:val="Hyperlink"/>
@@ -1013,7 +1013,7 @@
       <w:r>
         <w:t xml:space="preserve"> — créé — </w:t>
       </w:r>
-      <w:hyperlink w:history="1" r:id="rIdtnek-ufqt_gqpwxesvbgg">
+      <w:hyperlink w:history="1" r:id="rIdtttt6tp47z7gcpcskxa4o">
         <w:r>
           <w:rPr>
             <w:rStyle w:val="Hyperlink"/>
@@ -1042,7 +1042,7 @@
       <w:r>
         <w:t xml:space="preserve"> — modifié — </w:t>
       </w:r>
-      <w:hyperlink w:history="1" r:id="rIdoslql80p2zcg6gvpdn6zh">
+      <w:hyperlink w:history="1" r:id="rId0qzhorwj6e_kply0gk3gx">
         <w:r>
           <w:rPr>
             <w:rStyle w:val="Hyperlink"/>
@@ -1071,7 +1071,7 @@
       <w:r>
         <w:t xml:space="preserve"> — modifié — </w:t>
       </w:r>
-      <w:hyperlink w:history="1" r:id="rIdidrwqujqmowcso9j1oqo3">
+      <w:hyperlink w:history="1" r:id="rId-fynzxeit5nlbs8jo7q7a">
         <w:r>
           <w:rPr>
             <w:rStyle w:val="Hyperlink"/>

--- a/docs/developpement/phases/word/PHASE_44_PREVISION_DU_PROCHAIN_EVENEMENT.docx
+++ b/docs/developpement/phases/word/PHASE_44_PREVISION_DU_PROCHAIN_EVENEMENT.docx
@@ -20,7 +20,7 @@
       <w:r>
         <w:t xml:space="preserve">FlaiX Expert · dossier de développement · généré le 2026-10-19 depuis le dépôt </w:t>
       </w:r>
-      <w:hyperlink w:history="1" r:id="rIde1txzysofchzfa5qsgssv">
+      <w:hyperlink w:history="1" r:id="rIdrfnxdwxn_koi3h3kllb_m">
         <w:r>
           <w:rPr>
             <w:rStyle w:val="Hyperlink"/>
@@ -709,7 +709,7 @@
           <w:numId w:val="2"/>
         </w:numPr>
       </w:pPr>
-      <w:hyperlink w:history="1" r:id="rId8v4mx1vitj52czjpf7nz5">
+      <w:hyperlink w:history="1" r:id="rId3xhdgzimjtzljveocz3tw">
         <w:r>
           <w:rPr>
             <w:rStyle w:val="Hyperlink"/>
@@ -757,7 +757,7 @@
       <w:r>
         <w:t xml:space="preserve"> — créé — </w:t>
       </w:r>
-      <w:hyperlink w:history="1" r:id="rIdrin6kd1bgsfchakyrahdi">
+      <w:hyperlink w:history="1" r:id="rIdonuwxi1kx38uro2yxd2ki">
         <w:r>
           <w:rPr>
             <w:rStyle w:val="Hyperlink"/>
@@ -786,7 +786,7 @@
       <w:r>
         <w:t xml:space="preserve"> — créé — </w:t>
       </w:r>
-      <w:hyperlink w:history="1" r:id="rIdphkhfd9jnqk9jkgf_lbpn">
+      <w:hyperlink w:history="1" r:id="rId1us65oy8efq8robuvq8d5">
         <w:r>
           <w:rPr>
             <w:rStyle w:val="Hyperlink"/>
@@ -823,7 +823,7 @@
       <w:r>
         <w:t xml:space="preserve"> — modifié — </w:t>
       </w:r>
-      <w:hyperlink w:history="1" r:id="rIdnfhlswlfpyg8zlmfdz_wk">
+      <w:hyperlink w:history="1" r:id="rIdic4mfvwjcqaqztubchfas">
         <w:r>
           <w:rPr>
             <w:rStyle w:val="Hyperlink"/>
@@ -852,7 +852,7 @@
       <w:r>
         <w:t xml:space="preserve"> — créé — </w:t>
       </w:r>
-      <w:hyperlink w:history="1" r:id="rIda8l7xtslmbd0y3hw8mud3">
+      <w:hyperlink w:history="1" r:id="rId2xhwaaoww9a4vaokp7e7r">
         <w:r>
           <w:rPr>
             <w:rStyle w:val="Hyperlink"/>
@@ -889,7 +889,7 @@
       <w:r>
         <w:t xml:space="preserve"> — créé — </w:t>
       </w:r>
-      <w:hyperlink w:history="1" r:id="rId8drwlsazvuraio-s8bp_u">
+      <w:hyperlink w:history="1" r:id="rIdgvsz7jkyr218r0zbhgo6n">
         <w:r>
           <w:rPr>
             <w:rStyle w:val="Hyperlink"/>
@@ -918,7 +918,7 @@
       <w:r>
         <w:t xml:space="preserve"> — modifié — </w:t>
       </w:r>
-      <w:hyperlink w:history="1" r:id="rIdeagub97omuccteodenwgn">
+      <w:hyperlink w:history="1" r:id="rIdfexagvx5qniwkueozhukz">
         <w:r>
           <w:rPr>
             <w:rStyle w:val="Hyperlink"/>
@@ -955,7 +955,7 @@
       <w:r>
         <w:t xml:space="preserve"> — modifié — </w:t>
       </w:r>
-      <w:hyperlink w:history="1" r:id="rIdhoeyorydosmhj87kkwajs">
+      <w:hyperlink w:history="1" r:id="rIdhl5jbtpgjdagcm-md-dof">
         <w:r>
           <w:rPr>
             <w:rStyle w:val="Hyperlink"/>
@@ -984,7 +984,7 @@
       <w:r>
         <w:t xml:space="preserve"> — créé — </w:t>
       </w:r>
-      <w:hyperlink w:history="1" r:id="rIdia79rrmgzwtygbcgma0tf">
+      <w:hyperlink w:history="1" r:id="rId7yxo7zjwimjydl-yfezwq">
         <w:r>
           <w:rPr>
             <w:rStyle w:val="Hyperlink"/>
@@ -1013,7 +1013,7 @@
       <w:r>
         <w:t xml:space="preserve"> — créé — </w:t>
       </w:r>
-      <w:hyperlink w:history="1" r:id="rIdtttt6tp47z7gcpcskxa4o">
+      <w:hyperlink w:history="1" r:id="rIdkhxpmxhjp1gkmibz-thhz">
         <w:r>
           <w:rPr>
             <w:rStyle w:val="Hyperlink"/>
@@ -1042,7 +1042,7 @@
       <w:r>
         <w:t xml:space="preserve"> — modifié — </w:t>
       </w:r>
-      <w:hyperlink w:history="1" r:id="rId0qzhorwj6e_kply0gk3gx">
+      <w:hyperlink w:history="1" r:id="rIdmw_eorwvn25yv4_v3ovzt">
         <w:r>
           <w:rPr>
             <w:rStyle w:val="Hyperlink"/>
@@ -1071,7 +1071,7 @@
       <w:r>
         <w:t xml:space="preserve"> — modifié — </w:t>
       </w:r>
-      <w:hyperlink w:history="1" r:id="rId-fynzxeit5nlbs8jo7q7a">
+      <w:hyperlink w:history="1" r:id="rIdepczlmkfzi4do9f582xgm">
         <w:r>
           <w:rPr>
             <w:rStyle w:val="Hyperlink"/>

--- a/docs/developpement/phases/word/PHASE_44_PREVISION_DU_PROCHAIN_EVENEMENT.docx
+++ b/docs/developpement/phases/word/PHASE_44_PREVISION_DU_PROCHAIN_EVENEMENT.docx
@@ -20,7 +20,7 @@
       <w:r>
         <w:t xml:space="preserve">FlaiX Expert · dossier de développement · généré le 2026-10-19 depuis le dépôt </w:t>
       </w:r>
-      <w:hyperlink w:history="1" r:id="rIdrfnxdwxn_koi3h3kllb_m">
+      <w:hyperlink w:history="1" r:id="rIdiqykb2taht31ltspd8md3">
         <w:r>
           <w:rPr>
             <w:rStyle w:val="Hyperlink"/>
@@ -709,7 +709,7 @@
           <w:numId w:val="2"/>
         </w:numPr>
       </w:pPr>
-      <w:hyperlink w:history="1" r:id="rId3xhdgzimjtzljveocz3tw">
+      <w:hyperlink w:history="1" r:id="rIdz1m7dx0jmc7tw46vazfao">
         <w:r>
           <w:rPr>
             <w:rStyle w:val="Hyperlink"/>
@@ -757,7 +757,7 @@
       <w:r>
         <w:t xml:space="preserve"> — créé — </w:t>
       </w:r>
-      <w:hyperlink w:history="1" r:id="rIdonuwxi1kx38uro2yxd2ki">
+      <w:hyperlink w:history="1" r:id="rIdnwxnvx5e-i7wr5127sxai">
         <w:r>
           <w:rPr>
             <w:rStyle w:val="Hyperlink"/>
@@ -786,7 +786,7 @@
       <w:r>
         <w:t xml:space="preserve"> — créé — </w:t>
       </w:r>
-      <w:hyperlink w:history="1" r:id="rId1us65oy8efq8robuvq8d5">
+      <w:hyperlink w:history="1" r:id="rIdfgaukwmqa-8phms2kym8f">
         <w:r>
           <w:rPr>
             <w:rStyle w:val="Hyperlink"/>
@@ -823,7 +823,7 @@
       <w:r>
         <w:t xml:space="preserve"> — modifié — </w:t>
       </w:r>
-      <w:hyperlink w:history="1" r:id="rIdic4mfvwjcqaqztubchfas">
+      <w:hyperlink w:history="1" r:id="rIdawci9nja3ddjhbwqstivf">
         <w:r>
           <w:rPr>
             <w:rStyle w:val="Hyperlink"/>
@@ -852,7 +852,7 @@
       <w:r>
         <w:t xml:space="preserve"> — créé — </w:t>
       </w:r>
-      <w:hyperlink w:history="1" r:id="rId2xhwaaoww9a4vaokp7e7r">
+      <w:hyperlink w:history="1" r:id="rIde_m11i13cwr5yzpgksjwa">
         <w:r>
           <w:rPr>
             <w:rStyle w:val="Hyperlink"/>
@@ -889,7 +889,7 @@
       <w:r>
         <w:t xml:space="preserve"> — créé — </w:t>
       </w:r>
-      <w:hyperlink w:history="1" r:id="rIdgvsz7jkyr218r0zbhgo6n">
+      <w:hyperlink w:history="1" r:id="rIdr5pagxkb7kgfwfj01nhmx">
         <w:r>
           <w:rPr>
             <w:rStyle w:val="Hyperlink"/>
@@ -918,7 +918,7 @@
       <w:r>
         <w:t xml:space="preserve"> — modifié — </w:t>
       </w:r>
-      <w:hyperlink w:history="1" r:id="rIdfexagvx5qniwkueozhukz">
+      <w:hyperlink w:history="1" r:id="rId3tffd5uwloe7l0znzlpnv">
         <w:r>
           <w:rPr>
             <w:rStyle w:val="Hyperlink"/>
@@ -955,7 +955,7 @@
       <w:r>
         <w:t xml:space="preserve"> — modifié — </w:t>
       </w:r>
-      <w:hyperlink w:history="1" r:id="rIdhl5jbtpgjdagcm-md-dof">
+      <w:hyperlink w:history="1" r:id="rIdhtupjz4ma6yrwqrxggn4x">
         <w:r>
           <w:rPr>
             <w:rStyle w:val="Hyperlink"/>
@@ -984,7 +984,7 @@
       <w:r>
         <w:t xml:space="preserve"> — créé — </w:t>
       </w:r>
-      <w:hyperlink w:history="1" r:id="rId7yxo7zjwimjydl-yfezwq">
+      <w:hyperlink w:history="1" r:id="rId6whleiwq341qvr1merodp">
         <w:r>
           <w:rPr>
             <w:rStyle w:val="Hyperlink"/>
@@ -1013,7 +1013,7 @@
       <w:r>
         <w:t xml:space="preserve"> — créé — </w:t>
       </w:r>
-      <w:hyperlink w:history="1" r:id="rIdkhxpmxhjp1gkmibz-thhz">
+      <w:hyperlink w:history="1" r:id="rIdbcnkbmbucks3fwy1z8ap0">
         <w:r>
           <w:rPr>
             <w:rStyle w:val="Hyperlink"/>
@@ -1042,7 +1042,7 @@
       <w:r>
         <w:t xml:space="preserve"> — modifié — </w:t>
       </w:r>
-      <w:hyperlink w:history="1" r:id="rIdmw_eorwvn25yv4_v3ovzt">
+      <w:hyperlink w:history="1" r:id="rId6wosyusafi6rci-lrjdwe">
         <w:r>
           <w:rPr>
             <w:rStyle w:val="Hyperlink"/>
@@ -1071,7 +1071,7 @@
       <w:r>
         <w:t xml:space="preserve"> — modifié — </w:t>
       </w:r>
-      <w:hyperlink w:history="1" r:id="rIdepczlmkfzi4do9f582xgm">
+      <w:hyperlink w:history="1" r:id="rId7_nfq5xk6nzqbsoeay4vd">
         <w:r>
           <w:rPr>
             <w:rStyle w:val="Hyperlink"/>

--- a/docs/developpement/phases/word/PHASE_44_PREVISION_DU_PROCHAIN_EVENEMENT.docx
+++ b/docs/developpement/phases/word/PHASE_44_PREVISION_DU_PROCHAIN_EVENEMENT.docx
@@ -20,7 +20,7 @@
       <w:r>
         <w:t xml:space="preserve">FlaiX Expert · dossier de développement · généré le 2026-10-19 depuis le dépôt </w:t>
       </w:r>
-      <w:hyperlink w:history="1" r:id="rIdiqykb2taht31ltspd8md3">
+      <w:hyperlink w:history="1" r:id="rIdvwmbuzhdn7reazmsuvtgz">
         <w:r>
           <w:rPr>
             <w:rStyle w:val="Hyperlink"/>
@@ -709,7 +709,7 @@
           <w:numId w:val="2"/>
         </w:numPr>
       </w:pPr>
-      <w:hyperlink w:history="1" r:id="rIdz1m7dx0jmc7tw46vazfao">
+      <w:hyperlink w:history="1" r:id="rId3wrogo85z8t3y0cosqjsr">
         <w:r>
           <w:rPr>
             <w:rStyle w:val="Hyperlink"/>
@@ -757,7 +757,7 @@
       <w:r>
         <w:t xml:space="preserve"> — créé — </w:t>
       </w:r>
-      <w:hyperlink w:history="1" r:id="rIdnwxnvx5e-i7wr5127sxai">
+      <w:hyperlink w:history="1" r:id="rIdxihy9u3zcgaxlhjh8g3ix">
         <w:r>
           <w:rPr>
             <w:rStyle w:val="Hyperlink"/>
@@ -786,7 +786,7 @@
       <w:r>
         <w:t xml:space="preserve"> — créé — </w:t>
       </w:r>
-      <w:hyperlink w:history="1" r:id="rIdfgaukwmqa-8phms2kym8f">
+      <w:hyperlink w:history="1" r:id="rIdiicftg4wl_mpnmczddo8e">
         <w:r>
           <w:rPr>
             <w:rStyle w:val="Hyperlink"/>
@@ -823,7 +823,7 @@
       <w:r>
         <w:t xml:space="preserve"> — modifié — </w:t>
       </w:r>
-      <w:hyperlink w:history="1" r:id="rIdawci9nja3ddjhbwqstivf">
+      <w:hyperlink w:history="1" r:id="rId2-4835wdgetwmimdok8hc">
         <w:r>
           <w:rPr>
             <w:rStyle w:val="Hyperlink"/>
@@ -852,7 +852,7 @@
       <w:r>
         <w:t xml:space="preserve"> — créé — </w:t>
       </w:r>
-      <w:hyperlink w:history="1" r:id="rIde_m11i13cwr5yzpgksjwa">
+      <w:hyperlink w:history="1" r:id="rIdunai317lq83dfqlublrii">
         <w:r>
           <w:rPr>
             <w:rStyle w:val="Hyperlink"/>
@@ -889,7 +889,7 @@
       <w:r>
         <w:t xml:space="preserve"> — créé — </w:t>
       </w:r>
-      <w:hyperlink w:history="1" r:id="rIdr5pagxkb7kgfwfj01nhmx">
+      <w:hyperlink w:history="1" r:id="rIdq2o1gcfqwy9ptmlkwzpvi">
         <w:r>
           <w:rPr>
             <w:rStyle w:val="Hyperlink"/>
@@ -918,7 +918,7 @@
       <w:r>
         <w:t xml:space="preserve"> — modifié — </w:t>
       </w:r>
-      <w:hyperlink w:history="1" r:id="rId3tffd5uwloe7l0znzlpnv">
+      <w:hyperlink w:history="1" r:id="rIdsvfkg0ujcldvdfze6w-3-">
         <w:r>
           <w:rPr>
             <w:rStyle w:val="Hyperlink"/>
@@ -955,7 +955,7 @@
       <w:r>
         <w:t xml:space="preserve"> — modifié — </w:t>
       </w:r>
-      <w:hyperlink w:history="1" r:id="rIdhtupjz4ma6yrwqrxggn4x">
+      <w:hyperlink w:history="1" r:id="rIddukvoaq0w2f2eogf3pxdx">
         <w:r>
           <w:rPr>
             <w:rStyle w:val="Hyperlink"/>
@@ -984,7 +984,7 @@
       <w:r>
         <w:t xml:space="preserve"> — créé — </w:t>
       </w:r>
-      <w:hyperlink w:history="1" r:id="rId6whleiwq341qvr1merodp">
+      <w:hyperlink w:history="1" r:id="rIdn2aboxpukoyknpxqgv3nt">
         <w:r>
           <w:rPr>
             <w:rStyle w:val="Hyperlink"/>
@@ -1013,7 +1013,7 @@
       <w:r>
         <w:t xml:space="preserve"> — créé — </w:t>
       </w:r>
-      <w:hyperlink w:history="1" r:id="rIdbcnkbmbucks3fwy1z8ap0">
+      <w:hyperlink w:history="1" r:id="rIdhz6c7_lmuhrulyzaxje6e">
         <w:r>
           <w:rPr>
             <w:rStyle w:val="Hyperlink"/>
@@ -1042,7 +1042,7 @@
       <w:r>
         <w:t xml:space="preserve"> — modifié — </w:t>
       </w:r>
-      <w:hyperlink w:history="1" r:id="rId6wosyusafi6rci-lrjdwe">
+      <w:hyperlink w:history="1" r:id="rIdj1toxbkj5ou5xs-wirnoz">
         <w:r>
           <w:rPr>
             <w:rStyle w:val="Hyperlink"/>
@@ -1071,7 +1071,7 @@
       <w:r>
         <w:t xml:space="preserve"> — modifié — </w:t>
       </w:r>
-      <w:hyperlink w:history="1" r:id="rId7_nfq5xk6nzqbsoeay4vd">
+      <w:hyperlink w:history="1" r:id="rIdpjgxbamaqni0rb8upblkk">
         <w:r>
           <w:rPr>
             <w:rStyle w:val="Hyperlink"/>

--- a/docs/developpement/phases/word/PHASE_44_PREVISION_DU_PROCHAIN_EVENEMENT.docx
+++ b/docs/developpement/phases/word/PHASE_44_PREVISION_DU_PROCHAIN_EVENEMENT.docx
@@ -18,9 +18,9 @@
         <w:shd w:fill="F6F3FF" w:color="auto" w:val="clear"/>
       </w:pPr>
       <w:r>
-        <w:t xml:space="preserve">FlaiX Expert · dossier de développement · généré le 2026-10-19 depuis le dépôt </w:t>
-      </w:r>
-      <w:hyperlink w:history="1" r:id="rIdvwmbuzhdn7reazmsuvtgz">
+        <w:t xml:space="preserve">FlaiX Expert · dossier de développement · généré le 2026-10-21 depuis le dépôt </w:t>
+      </w:r>
+      <w:hyperlink w:history="1" r:id="rId_-1tb4ipmzntebdnnvm9u">
         <w:r>
           <w:rPr>
             <w:rStyle w:val="Hyperlink"/>
@@ -709,7 +709,7 @@
           <w:numId w:val="2"/>
         </w:numPr>
       </w:pPr>
-      <w:hyperlink w:history="1" r:id="rId3wrogo85z8t3y0cosqjsr">
+      <w:hyperlink w:history="1" r:id="rId961fa6-x0hyhbgtqvy61l">
         <w:r>
           <w:rPr>
             <w:rStyle w:val="Hyperlink"/>
@@ -757,7 +757,7 @@
       <w:r>
         <w:t xml:space="preserve"> — créé — </w:t>
       </w:r>
-      <w:hyperlink w:history="1" r:id="rIdxihy9u3zcgaxlhjh8g3ix">
+      <w:hyperlink w:history="1" r:id="rIdwcoodbzdefn4ebeo0ebok">
         <w:r>
           <w:rPr>
             <w:rStyle w:val="Hyperlink"/>
@@ -786,7 +786,7 @@
       <w:r>
         <w:t xml:space="preserve"> — créé — </w:t>
       </w:r>
-      <w:hyperlink w:history="1" r:id="rIdiicftg4wl_mpnmczddo8e">
+      <w:hyperlink w:history="1" r:id="rIdd-7uanczc8c3cvyz_lbix">
         <w:r>
           <w:rPr>
             <w:rStyle w:val="Hyperlink"/>
@@ -823,7 +823,7 @@
       <w:r>
         <w:t xml:space="preserve"> — modifié — </w:t>
       </w:r>
-      <w:hyperlink w:history="1" r:id="rId2-4835wdgetwmimdok8hc">
+      <w:hyperlink w:history="1" r:id="rIdntubensdzdjmnlwszc5ao">
         <w:r>
           <w:rPr>
             <w:rStyle w:val="Hyperlink"/>
@@ -852,7 +852,7 @@
       <w:r>
         <w:t xml:space="preserve"> — créé — </w:t>
       </w:r>
-      <w:hyperlink w:history="1" r:id="rIdunai317lq83dfqlublrii">
+      <w:hyperlink w:history="1" r:id="rId4urdrtlfgbxuz4-h82i5z">
         <w:r>
           <w:rPr>
             <w:rStyle w:val="Hyperlink"/>
@@ -889,7 +889,7 @@
       <w:r>
         <w:t xml:space="preserve"> — créé — </w:t>
       </w:r>
-      <w:hyperlink w:history="1" r:id="rIdq2o1gcfqwy9ptmlkwzpvi">
+      <w:hyperlink w:history="1" r:id="rIdtpyq4nar2j7xxkv9hzer0">
         <w:r>
           <w:rPr>
             <w:rStyle w:val="Hyperlink"/>
@@ -918,7 +918,7 @@
       <w:r>
         <w:t xml:space="preserve"> — modifié — </w:t>
       </w:r>
-      <w:hyperlink w:history="1" r:id="rIdsvfkg0ujcldvdfze6w-3-">
+      <w:hyperlink w:history="1" r:id="rIdrn0xvp0xmagz3zzwpxywl">
         <w:r>
           <w:rPr>
             <w:rStyle w:val="Hyperlink"/>
@@ -955,7 +955,7 @@
       <w:r>
         <w:t xml:space="preserve"> — modifié — </w:t>
       </w:r>
-      <w:hyperlink w:history="1" r:id="rIddukvoaq0w2f2eogf3pxdx">
+      <w:hyperlink w:history="1" r:id="rIde6pxk4-xgpcnxetzbalzx">
         <w:r>
           <w:rPr>
             <w:rStyle w:val="Hyperlink"/>
@@ -984,7 +984,7 @@
       <w:r>
         <w:t xml:space="preserve"> — créé — </w:t>
       </w:r>
-      <w:hyperlink w:history="1" r:id="rIdn2aboxpukoyknpxqgv3nt">
+      <w:hyperlink w:history="1" r:id="rIddygai1r0d7cxs3naontno">
         <w:r>
           <w:rPr>
             <w:rStyle w:val="Hyperlink"/>
@@ -1013,7 +1013,7 @@
       <w:r>
         <w:t xml:space="preserve"> — créé — </w:t>
       </w:r>
-      <w:hyperlink w:history="1" r:id="rIdhz6c7_lmuhrulyzaxje6e">
+      <w:hyperlink w:history="1" r:id="rIdofh5q1knmcg7u6gasfjvk">
         <w:r>
           <w:rPr>
             <w:rStyle w:val="Hyperlink"/>
@@ -1042,7 +1042,7 @@
       <w:r>
         <w:t xml:space="preserve"> — modifié — </w:t>
       </w:r>
-      <w:hyperlink w:history="1" r:id="rIdj1toxbkj5ou5xs-wirnoz">
+      <w:hyperlink w:history="1" r:id="rIdcwoc8icvuckjztw-weh1v">
         <w:r>
           <w:rPr>
             <w:rStyle w:val="Hyperlink"/>
@@ -1071,7 +1071,7 @@
       <w:r>
         <w:t xml:space="preserve"> — modifié — </w:t>
       </w:r>
-      <w:hyperlink w:history="1" r:id="rIdpjgxbamaqni0rb8upblkk">
+      <w:hyperlink w:history="1" r:id="rIdwl810ki8admgz3xrd0vcd">
         <w:r>
           <w:rPr>
             <w:rStyle w:val="Hyperlink"/>

--- a/docs/developpement/phases/word/PHASE_44_PREVISION_DU_PROCHAIN_EVENEMENT.docx
+++ b/docs/developpement/phases/word/PHASE_44_PREVISION_DU_PROCHAIN_EVENEMENT.docx
@@ -20,7 +20,7 @@
       <w:r>
         <w:t xml:space="preserve">FlaiX Expert · dossier de développement · généré le 2026-10-21 depuis le dépôt </w:t>
       </w:r>
-      <w:hyperlink w:history="1" r:id="rId_-1tb4ipmzntebdnnvm9u">
+      <w:hyperlink w:history="1" r:id="rIdrryavrqcaxdfll5ufofax">
         <w:r>
           <w:rPr>
             <w:rStyle w:val="Hyperlink"/>
@@ -709,7 +709,7 @@
           <w:numId w:val="2"/>
         </w:numPr>
       </w:pPr>
-      <w:hyperlink w:history="1" r:id="rId961fa6-x0hyhbgtqvy61l">
+      <w:hyperlink w:history="1" r:id="rIdzygif_nmlkstdhmqr0cqc">
         <w:r>
           <w:rPr>
             <w:rStyle w:val="Hyperlink"/>
@@ -757,7 +757,7 @@
       <w:r>
         <w:t xml:space="preserve"> — créé — </w:t>
       </w:r>
-      <w:hyperlink w:history="1" r:id="rIdwcoodbzdefn4ebeo0ebok">
+      <w:hyperlink w:history="1" r:id="rIdoulb0fdo1n52keadyjsv1">
         <w:r>
           <w:rPr>
             <w:rStyle w:val="Hyperlink"/>
@@ -786,7 +786,7 @@
       <w:r>
         <w:t xml:space="preserve"> — créé — </w:t>
       </w:r>
-      <w:hyperlink w:history="1" r:id="rIdd-7uanczc8c3cvyz_lbix">
+      <w:hyperlink w:history="1" r:id="rIdrnckzjlmzycmx7_og_tys">
         <w:r>
           <w:rPr>
             <w:rStyle w:val="Hyperlink"/>
@@ -823,7 +823,7 @@
       <w:r>
         <w:t xml:space="preserve"> — modifié — </w:t>
       </w:r>
-      <w:hyperlink w:history="1" r:id="rIdntubensdzdjmnlwszc5ao">
+      <w:hyperlink w:history="1" r:id="rIdthd1fhehn6ilrxuex1g2d">
         <w:r>
           <w:rPr>
             <w:rStyle w:val="Hyperlink"/>
@@ -852,7 +852,7 @@
       <w:r>
         <w:t xml:space="preserve"> — créé — </w:t>
       </w:r>
-      <w:hyperlink w:history="1" r:id="rId4urdrtlfgbxuz4-h82i5z">
+      <w:hyperlink w:history="1" r:id="rId6c6d3biplwrqncdfdph2k">
         <w:r>
           <w:rPr>
             <w:rStyle w:val="Hyperlink"/>
@@ -889,7 +889,7 @@
       <w:r>
         <w:t xml:space="preserve"> — créé — </w:t>
       </w:r>
-      <w:hyperlink w:history="1" r:id="rIdtpyq4nar2j7xxkv9hzer0">
+      <w:hyperlink w:history="1" r:id="rIdzosg4lqeoiiqr4rv0387x">
         <w:r>
           <w:rPr>
             <w:rStyle w:val="Hyperlink"/>
@@ -918,7 +918,7 @@
       <w:r>
         <w:t xml:space="preserve"> — modifié — </w:t>
       </w:r>
-      <w:hyperlink w:history="1" r:id="rIdrn0xvp0xmagz3zzwpxywl">
+      <w:hyperlink w:history="1" r:id="rId7rlo_hseufld120hjoqfu">
         <w:r>
           <w:rPr>
             <w:rStyle w:val="Hyperlink"/>
@@ -955,7 +955,7 @@
       <w:r>
         <w:t xml:space="preserve"> — modifié — </w:t>
       </w:r>
-      <w:hyperlink w:history="1" r:id="rIde6pxk4-xgpcnxetzbalzx">
+      <w:hyperlink w:history="1" r:id="rId9xlm1v6menpk4euh2uinr">
         <w:r>
           <w:rPr>
             <w:rStyle w:val="Hyperlink"/>
@@ -984,7 +984,7 @@
       <w:r>
         <w:t xml:space="preserve"> — créé — </w:t>
       </w:r>
-      <w:hyperlink w:history="1" r:id="rIddygai1r0d7cxs3naontno">
+      <w:hyperlink w:history="1" r:id="rIdqj8kmsmiz2ho_mpbuse7l">
         <w:r>
           <w:rPr>
             <w:rStyle w:val="Hyperlink"/>
@@ -1013,7 +1013,7 @@
       <w:r>
         <w:t xml:space="preserve"> — créé — </w:t>
       </w:r>
-      <w:hyperlink w:history="1" r:id="rIdofh5q1knmcg7u6gasfjvk">
+      <w:hyperlink w:history="1" r:id="rIdr1laze6vjjopqqzkkh6if">
         <w:r>
           <w:rPr>
             <w:rStyle w:val="Hyperlink"/>
@@ -1042,7 +1042,7 @@
       <w:r>
         <w:t xml:space="preserve"> — modifié — </w:t>
       </w:r>
-      <w:hyperlink w:history="1" r:id="rIdcwoc8icvuckjztw-weh1v">
+      <w:hyperlink w:history="1" r:id="rIdrfy-ini_ox7r8j0gumfmb">
         <w:r>
           <w:rPr>
             <w:rStyle w:val="Hyperlink"/>
@@ -1071,7 +1071,7 @@
       <w:r>
         <w:t xml:space="preserve"> — modifié — </w:t>
       </w:r>
-      <w:hyperlink w:history="1" r:id="rIdwl810ki8admgz3xrd0vcd">
+      <w:hyperlink w:history="1" r:id="rIdbu6bimnh3rjkpxftr1ef-">
         <w:r>
           <w:rPr>
             <w:rStyle w:val="Hyperlink"/>

--- a/docs/developpement/phases/word/PHASE_44_PREVISION_DU_PROCHAIN_EVENEMENT.docx
+++ b/docs/developpement/phases/word/PHASE_44_PREVISION_DU_PROCHAIN_EVENEMENT.docx
@@ -18,9 +18,9 @@
         <w:shd w:fill="F6F3FF" w:color="auto" w:val="clear"/>
       </w:pPr>
       <w:r>
-        <w:t xml:space="preserve">FlaiX Expert · dossier de développement · généré le 2026-10-21 depuis le dépôt </w:t>
-      </w:r>
-      <w:hyperlink w:history="1" r:id="rIdrryavrqcaxdfll5ufofax">
+        <w:t xml:space="preserve">FlaiX Expert · dossier de développement · généré le 2026-10-23 depuis le dépôt </w:t>
+      </w:r>
+      <w:hyperlink w:history="1" r:id="rIdnfau-7vv96pjkh88fvpr0">
         <w:r>
           <w:rPr>
             <w:rStyle w:val="Hyperlink"/>
@@ -709,7 +709,7 @@
           <w:numId w:val="2"/>
         </w:numPr>
       </w:pPr>
-      <w:hyperlink w:history="1" r:id="rIdzygif_nmlkstdhmqr0cqc">
+      <w:hyperlink w:history="1" r:id="rIdebmxuyh8os4iykvo3nh2g">
         <w:r>
           <w:rPr>
             <w:rStyle w:val="Hyperlink"/>
@@ -757,7 +757,7 @@
       <w:r>
         <w:t xml:space="preserve"> — créé — </w:t>
       </w:r>
-      <w:hyperlink w:history="1" r:id="rIdoulb0fdo1n52keadyjsv1">
+      <w:hyperlink w:history="1" r:id="rIdbfjpjqhctw3f58winvx9x">
         <w:r>
           <w:rPr>
             <w:rStyle w:val="Hyperlink"/>
@@ -786,7 +786,7 @@
       <w:r>
         <w:t xml:space="preserve"> — créé — </w:t>
       </w:r>
-      <w:hyperlink w:history="1" r:id="rIdrnckzjlmzycmx7_og_tys">
+      <w:hyperlink w:history="1" r:id="rIdxaitkenmh_5hicfkawv6u">
         <w:r>
           <w:rPr>
             <w:rStyle w:val="Hyperlink"/>
@@ -823,7 +823,7 @@
       <w:r>
         <w:t xml:space="preserve"> — modifié — </w:t>
       </w:r>
-      <w:hyperlink w:history="1" r:id="rIdthd1fhehn6ilrxuex1g2d">
+      <w:hyperlink w:history="1" r:id="rId2c9r1_7e0kqwzpohxpymf">
         <w:r>
           <w:rPr>
             <w:rStyle w:val="Hyperlink"/>
@@ -852,7 +852,7 @@
       <w:r>
         <w:t xml:space="preserve"> — créé — </w:t>
       </w:r>
-      <w:hyperlink w:history="1" r:id="rId6c6d3biplwrqncdfdph2k">
+      <w:hyperlink w:history="1" r:id="rId5nlbuteyixk6kjko9egxo">
         <w:r>
           <w:rPr>
             <w:rStyle w:val="Hyperlink"/>
@@ -889,7 +889,7 @@
       <w:r>
         <w:t xml:space="preserve"> — créé — </w:t>
       </w:r>
-      <w:hyperlink w:history="1" r:id="rIdzosg4lqeoiiqr4rv0387x">
+      <w:hyperlink w:history="1" r:id="rId00akkmep1rimzozpjmn6t">
         <w:r>
           <w:rPr>
             <w:rStyle w:val="Hyperlink"/>
@@ -918,7 +918,7 @@
       <w:r>
         <w:t xml:space="preserve"> — modifié — </w:t>
       </w:r>
-      <w:hyperlink w:history="1" r:id="rId7rlo_hseufld120hjoqfu">
+      <w:hyperlink w:history="1" r:id="rIdynovps6lqe_i8xtsz2pyl">
         <w:r>
           <w:rPr>
             <w:rStyle w:val="Hyperlink"/>
@@ -955,7 +955,7 @@
       <w:r>
         <w:t xml:space="preserve"> — modifié — </w:t>
       </w:r>
-      <w:hyperlink w:history="1" r:id="rId9xlm1v6menpk4euh2uinr">
+      <w:hyperlink w:history="1" r:id="rId_2490jroan6fqtmufm-s9">
         <w:r>
           <w:rPr>
             <w:rStyle w:val="Hyperlink"/>
@@ -984,7 +984,7 @@
       <w:r>
         <w:t xml:space="preserve"> — créé — </w:t>
       </w:r>
-      <w:hyperlink w:history="1" r:id="rIdqj8kmsmiz2ho_mpbuse7l">
+      <w:hyperlink w:history="1" r:id="rIdfvtstntkarv36ocsqbcim">
         <w:r>
           <w:rPr>
             <w:rStyle w:val="Hyperlink"/>
@@ -1013,7 +1013,7 @@
       <w:r>
         <w:t xml:space="preserve"> — créé — </w:t>
       </w:r>
-      <w:hyperlink w:history="1" r:id="rIdr1laze6vjjopqqzkkh6if">
+      <w:hyperlink w:history="1" r:id="rIdfsuwtop9ugvgmxe--qzgw">
         <w:r>
           <w:rPr>
             <w:rStyle w:val="Hyperlink"/>
@@ -1042,7 +1042,7 @@
       <w:r>
         <w:t xml:space="preserve"> — modifié — </w:t>
       </w:r>
-      <w:hyperlink w:history="1" r:id="rIdrfy-ini_ox7r8j0gumfmb">
+      <w:hyperlink w:history="1" r:id="rId_eb66p2_0echa59smqxab">
         <w:r>
           <w:rPr>
             <w:rStyle w:val="Hyperlink"/>
@@ -1071,7 +1071,7 @@
       <w:r>
         <w:t xml:space="preserve"> — modifié — </w:t>
       </w:r>
-      <w:hyperlink w:history="1" r:id="rIdbu6bimnh3rjkpxftr1ef-">
+      <w:hyperlink w:history="1" r:id="rIdqnj2ytsz7rvlo_me7h99q">
         <w:r>
           <w:rPr>
             <w:rStyle w:val="Hyperlink"/>

--- a/docs/developpement/phases/word/PHASE_44_PREVISION_DU_PROCHAIN_EVENEMENT.docx
+++ b/docs/developpement/phases/word/PHASE_44_PREVISION_DU_PROCHAIN_EVENEMENT.docx
@@ -18,9 +18,9 @@
         <w:shd w:fill="F6F3FF" w:color="auto" w:val="clear"/>
       </w:pPr>
       <w:r>
-        <w:t xml:space="preserve">FlaiX Expert · dossier de développement · généré le 2026-10-23 depuis le dépôt </w:t>
-      </w:r>
-      <w:hyperlink w:history="1" r:id="rIdnfau-7vv96pjkh88fvpr0">
+        <w:t xml:space="preserve">FlaiX Expert · dossier de développement · généré le 2026-10-24 depuis le dépôt </w:t>
+      </w:r>
+      <w:hyperlink w:history="1" r:id="rIdevdxsdke0ohllffuumqqm">
         <w:r>
           <w:rPr>
             <w:rStyle w:val="Hyperlink"/>
@@ -709,7 +709,7 @@
           <w:numId w:val="2"/>
         </w:numPr>
       </w:pPr>
-      <w:hyperlink w:history="1" r:id="rIdebmxuyh8os4iykvo3nh2g">
+      <w:hyperlink w:history="1" r:id="rIdhfwomrberfr_x9kyq5sc7">
         <w:r>
           <w:rPr>
             <w:rStyle w:val="Hyperlink"/>
@@ -757,7 +757,7 @@
       <w:r>
         <w:t xml:space="preserve"> — créé — </w:t>
       </w:r>
-      <w:hyperlink w:history="1" r:id="rIdbfjpjqhctw3f58winvx9x">
+      <w:hyperlink w:history="1" r:id="rIda1vq_lrprfw3r1zqorjcw">
         <w:r>
           <w:rPr>
             <w:rStyle w:val="Hyperlink"/>
@@ -786,7 +786,7 @@
       <w:r>
         <w:t xml:space="preserve"> — créé — </w:t>
       </w:r>
-      <w:hyperlink w:history="1" r:id="rIdxaitkenmh_5hicfkawv6u">
+      <w:hyperlink w:history="1" r:id="rIdup6jkki7vckmnaiqlqyin">
         <w:r>
           <w:rPr>
             <w:rStyle w:val="Hyperlink"/>
@@ -823,7 +823,7 @@
       <w:r>
         <w:t xml:space="preserve"> — modifié — </w:t>
       </w:r>
-      <w:hyperlink w:history="1" r:id="rId2c9r1_7e0kqwzpohxpymf">
+      <w:hyperlink w:history="1" r:id="rId_rjv_nkqw9btymaaifkxl">
         <w:r>
           <w:rPr>
             <w:rStyle w:val="Hyperlink"/>
@@ -852,7 +852,7 @@
       <w:r>
         <w:t xml:space="preserve"> — créé — </w:t>
       </w:r>
-      <w:hyperlink w:history="1" r:id="rId5nlbuteyixk6kjko9egxo">
+      <w:hyperlink w:history="1" r:id="rIdcnxo_u_8vjdzvbagj5fyr">
         <w:r>
           <w:rPr>
             <w:rStyle w:val="Hyperlink"/>
@@ -889,7 +889,7 @@
       <w:r>
         <w:t xml:space="preserve"> — créé — </w:t>
       </w:r>
-      <w:hyperlink w:history="1" r:id="rId00akkmep1rimzozpjmn6t">
+      <w:hyperlink w:history="1" r:id="rIdbejnw9u9t-pge4xpnlxsa">
         <w:r>
           <w:rPr>
             <w:rStyle w:val="Hyperlink"/>
@@ -918,7 +918,7 @@
       <w:r>
         <w:t xml:space="preserve"> — modifié — </w:t>
       </w:r>
-      <w:hyperlink w:history="1" r:id="rIdynovps6lqe_i8xtsz2pyl">
+      <w:hyperlink w:history="1" r:id="rIdc7fttfisbtwzjo6xdft2a">
         <w:r>
           <w:rPr>
             <w:rStyle w:val="Hyperlink"/>
@@ -955,7 +955,7 @@
       <w:r>
         <w:t xml:space="preserve"> — modifié — </w:t>
       </w:r>
-      <w:hyperlink w:history="1" r:id="rId_2490jroan6fqtmufm-s9">
+      <w:hyperlink w:history="1" r:id="rIdk5bkvytdwigkzezpqbzb-">
         <w:r>
           <w:rPr>
             <w:rStyle w:val="Hyperlink"/>
@@ -984,7 +984,7 @@
       <w:r>
         <w:t xml:space="preserve"> — créé — </w:t>
       </w:r>
-      <w:hyperlink w:history="1" r:id="rIdfvtstntkarv36ocsqbcim">
+      <w:hyperlink w:history="1" r:id="rIdy108xuf9vbx18cfxhjq5f">
         <w:r>
           <w:rPr>
             <w:rStyle w:val="Hyperlink"/>
@@ -1013,7 +1013,7 @@
       <w:r>
         <w:t xml:space="preserve"> — créé — </w:t>
       </w:r>
-      <w:hyperlink w:history="1" r:id="rIdfsuwtop9ugvgmxe--qzgw">
+      <w:hyperlink w:history="1" r:id="rIdvjocnwhsedse97cnsg27w">
         <w:r>
           <w:rPr>
             <w:rStyle w:val="Hyperlink"/>
@@ -1042,7 +1042,7 @@
       <w:r>
         <w:t xml:space="preserve"> — modifié — </w:t>
       </w:r>
-      <w:hyperlink w:history="1" r:id="rId_eb66p2_0echa59smqxab">
+      <w:hyperlink w:history="1" r:id="rIdccri2j7avseoqrphqxyuc">
         <w:r>
           <w:rPr>
             <w:rStyle w:val="Hyperlink"/>
@@ -1071,7 +1071,7 @@
       <w:r>
         <w:t xml:space="preserve"> — modifié — </w:t>
       </w:r>
-      <w:hyperlink w:history="1" r:id="rIdqnj2ytsz7rvlo_me7h99q">
+      <w:hyperlink w:history="1" r:id="rIdqzhcqlvljerb6_46fy-78">
         <w:r>
           <w:rPr>
             <w:rStyle w:val="Hyperlink"/>

--- a/docs/developpement/phases/word/PHASE_44_PREVISION_DU_PROCHAIN_EVENEMENT.docx
+++ b/docs/developpement/phases/word/PHASE_44_PREVISION_DU_PROCHAIN_EVENEMENT.docx
@@ -18,9 +18,9 @@
         <w:shd w:fill="F6F3FF" w:color="auto" w:val="clear"/>
       </w:pPr>
       <w:r>
-        <w:t xml:space="preserve">FlaiX Expert · dossier de développement · généré le 2026-10-24 depuis le dépôt </w:t>
-      </w:r>
-      <w:hyperlink w:history="1" r:id="rIdevdxsdke0ohllffuumqqm">
+        <w:t xml:space="preserve">FlaiX Expert · dossier de développement · généré le 2026-10-25 depuis le dépôt </w:t>
+      </w:r>
+      <w:hyperlink w:history="1" r:id="rIdbf6gv2nkb5vsf1pcqn-kq">
         <w:r>
           <w:rPr>
             <w:rStyle w:val="Hyperlink"/>
@@ -709,7 +709,7 @@
           <w:numId w:val="2"/>
         </w:numPr>
       </w:pPr>
-      <w:hyperlink w:history="1" r:id="rIdhfwomrberfr_x9kyq5sc7">
+      <w:hyperlink w:history="1" r:id="rIdtlf6nrepwxtaws6oxvsao">
         <w:r>
           <w:rPr>
             <w:rStyle w:val="Hyperlink"/>
@@ -757,7 +757,7 @@
       <w:r>
         <w:t xml:space="preserve"> — créé — </w:t>
       </w:r>
-      <w:hyperlink w:history="1" r:id="rIda1vq_lrprfw3r1zqorjcw">
+      <w:hyperlink w:history="1" r:id="rIdhe5krkgy4esnjjviq6jew">
         <w:r>
           <w:rPr>
             <w:rStyle w:val="Hyperlink"/>
@@ -786,7 +786,7 @@
       <w:r>
         <w:t xml:space="preserve"> — créé — </w:t>
       </w:r>
-      <w:hyperlink w:history="1" r:id="rIdup6jkki7vckmnaiqlqyin">
+      <w:hyperlink w:history="1" r:id="rIdu9fievs9ydgs-yemv4_2i">
         <w:r>
           <w:rPr>
             <w:rStyle w:val="Hyperlink"/>
@@ -823,7 +823,7 @@
       <w:r>
         <w:t xml:space="preserve"> — modifié — </w:t>
       </w:r>
-      <w:hyperlink w:history="1" r:id="rId_rjv_nkqw9btymaaifkxl">
+      <w:hyperlink w:history="1" r:id="rIdiqxinxesddillgb6lpx_z">
         <w:r>
           <w:rPr>
             <w:rStyle w:val="Hyperlink"/>
@@ -852,7 +852,7 @@
       <w:r>
         <w:t xml:space="preserve"> — créé — </w:t>
       </w:r>
-      <w:hyperlink w:history="1" r:id="rIdcnxo_u_8vjdzvbagj5fyr">
+      <w:hyperlink w:history="1" r:id="rIdu0t-hmdrxvlwzw2_yhxza">
         <w:r>
           <w:rPr>
             <w:rStyle w:val="Hyperlink"/>
@@ -889,7 +889,7 @@
       <w:r>
         <w:t xml:space="preserve"> — créé — </w:t>
       </w:r>
-      <w:hyperlink w:history="1" r:id="rIdbejnw9u9t-pge4xpnlxsa">
+      <w:hyperlink w:history="1" r:id="rIdmv6sopn3z5e7ujtzhbqry">
         <w:r>
           <w:rPr>
             <w:rStyle w:val="Hyperlink"/>
@@ -918,7 +918,7 @@
       <w:r>
         <w:t xml:space="preserve"> — modifié — </w:t>
       </w:r>
-      <w:hyperlink w:history="1" r:id="rIdc7fttfisbtwzjo6xdft2a">
+      <w:hyperlink w:history="1" r:id="rId1ripjxajunxfig1pkk_sx">
         <w:r>
           <w:rPr>
             <w:rStyle w:val="Hyperlink"/>
@@ -955,7 +955,7 @@
       <w:r>
         <w:t xml:space="preserve"> — modifié — </w:t>
       </w:r>
-      <w:hyperlink w:history="1" r:id="rIdk5bkvytdwigkzezpqbzb-">
+      <w:hyperlink w:history="1" r:id="rIds3ahbpuhbrecvxj3rzm2l">
         <w:r>
           <w:rPr>
             <w:rStyle w:val="Hyperlink"/>
@@ -984,7 +984,7 @@
       <w:r>
         <w:t xml:space="preserve"> — créé — </w:t>
       </w:r>
-      <w:hyperlink w:history="1" r:id="rIdy108xuf9vbx18cfxhjq5f">
+      <w:hyperlink w:history="1" r:id="rIdln6rjgwakfocwtkijcwa1">
         <w:r>
           <w:rPr>
             <w:rStyle w:val="Hyperlink"/>
@@ -1013,7 +1013,7 @@
       <w:r>
         <w:t xml:space="preserve"> — créé — </w:t>
       </w:r>
-      <w:hyperlink w:history="1" r:id="rIdvjocnwhsedse97cnsg27w">
+      <w:hyperlink w:history="1" r:id="rIdufsfng5fegryzm63st5az">
         <w:r>
           <w:rPr>
             <w:rStyle w:val="Hyperlink"/>
@@ -1042,7 +1042,7 @@
       <w:r>
         <w:t xml:space="preserve"> — modifié — </w:t>
       </w:r>
-      <w:hyperlink w:history="1" r:id="rIdccri2j7avseoqrphqxyuc">
+      <w:hyperlink w:history="1" r:id="rIdpqkc9cd8d9dqjo1ppwuvj">
         <w:r>
           <w:rPr>
             <w:rStyle w:val="Hyperlink"/>
@@ -1071,7 +1071,7 @@
       <w:r>
         <w:t xml:space="preserve"> — modifié — </w:t>
       </w:r>
-      <w:hyperlink w:history="1" r:id="rIdqzhcqlvljerb6_46fy-78">
+      <w:hyperlink w:history="1" r:id="rIdog5fkqalztsgtwkbhhbsj">
         <w:r>
           <w:rPr>
             <w:rStyle w:val="Hyperlink"/>

--- a/docs/developpement/phases/word/PHASE_44_PREVISION_DU_PROCHAIN_EVENEMENT.docx
+++ b/docs/developpement/phases/word/PHASE_44_PREVISION_DU_PROCHAIN_EVENEMENT.docx
@@ -20,7 +20,7 @@
       <w:r>
         <w:t xml:space="preserve">FlaiX Expert · dossier de développement · généré le 2026-10-25 depuis le dépôt </w:t>
       </w:r>
-      <w:hyperlink w:history="1" r:id="rIdbf6gv2nkb5vsf1pcqn-kq">
+      <w:hyperlink w:history="1" r:id="rId-4hlpazlvbnt5suq80wby">
         <w:r>
           <w:rPr>
             <w:rStyle w:val="Hyperlink"/>
@@ -709,7 +709,7 @@
           <w:numId w:val="2"/>
         </w:numPr>
       </w:pPr>
-      <w:hyperlink w:history="1" r:id="rIdtlf6nrepwxtaws6oxvsao">
+      <w:hyperlink w:history="1" r:id="rId4klot7afyyhtmzc463rwl">
         <w:r>
           <w:rPr>
             <w:rStyle w:val="Hyperlink"/>
@@ -757,7 +757,7 @@
       <w:r>
         <w:t xml:space="preserve"> — créé — </w:t>
       </w:r>
-      <w:hyperlink w:history="1" r:id="rIdhe5krkgy4esnjjviq6jew">
+      <w:hyperlink w:history="1" r:id="rId6fhrbths4z5zfvnclxo2t">
         <w:r>
           <w:rPr>
             <w:rStyle w:val="Hyperlink"/>
@@ -786,7 +786,7 @@
       <w:r>
         <w:t xml:space="preserve"> — créé — </w:t>
       </w:r>
-      <w:hyperlink w:history="1" r:id="rIdu9fievs9ydgs-yemv4_2i">
+      <w:hyperlink w:history="1" r:id="rIdxutnskyoymscgkj_s4fn7">
         <w:r>
           <w:rPr>
             <w:rStyle w:val="Hyperlink"/>
@@ -823,7 +823,7 @@
       <w:r>
         <w:t xml:space="preserve"> — modifié — </w:t>
       </w:r>
-      <w:hyperlink w:history="1" r:id="rIdiqxinxesddillgb6lpx_z">
+      <w:hyperlink w:history="1" r:id="rIdz2z3lpdorka0rr7nmou7m">
         <w:r>
           <w:rPr>
             <w:rStyle w:val="Hyperlink"/>
@@ -852,7 +852,7 @@
       <w:r>
         <w:t xml:space="preserve"> — créé — </w:t>
       </w:r>
-      <w:hyperlink w:history="1" r:id="rIdu0t-hmdrxvlwzw2_yhxza">
+      <w:hyperlink w:history="1" r:id="rIdbdb0palrhgakakw9gv8k2">
         <w:r>
           <w:rPr>
             <w:rStyle w:val="Hyperlink"/>
@@ -889,7 +889,7 @@
       <w:r>
         <w:t xml:space="preserve"> — créé — </w:t>
       </w:r>
-      <w:hyperlink w:history="1" r:id="rIdmv6sopn3z5e7ujtzhbqry">
+      <w:hyperlink w:history="1" r:id="rIdqjisad35jjbl27n6weczq">
         <w:r>
           <w:rPr>
             <w:rStyle w:val="Hyperlink"/>
@@ -918,7 +918,7 @@
       <w:r>
         <w:t xml:space="preserve"> — modifié — </w:t>
       </w:r>
-      <w:hyperlink w:history="1" r:id="rId1ripjxajunxfig1pkk_sx">
+      <w:hyperlink w:history="1" r:id="rIdxewshfag6mj8nysalo8ds">
         <w:r>
           <w:rPr>
             <w:rStyle w:val="Hyperlink"/>
@@ -955,7 +955,7 @@
       <w:r>
         <w:t xml:space="preserve"> — modifié — </w:t>
       </w:r>
-      <w:hyperlink w:history="1" r:id="rIds3ahbpuhbrecvxj3rzm2l">
+      <w:hyperlink w:history="1" r:id="rIdjbqys59cywn5kffn20di1">
         <w:r>
           <w:rPr>
             <w:rStyle w:val="Hyperlink"/>
@@ -984,7 +984,7 @@
       <w:r>
         <w:t xml:space="preserve"> — créé — </w:t>
       </w:r>
-      <w:hyperlink w:history="1" r:id="rIdln6rjgwakfocwtkijcwa1">
+      <w:hyperlink w:history="1" r:id="rIdk9mcneysrqmqpuybseqf9">
         <w:r>
           <w:rPr>
             <w:rStyle w:val="Hyperlink"/>
@@ -1013,7 +1013,7 @@
       <w:r>
         <w:t xml:space="preserve"> — créé — </w:t>
       </w:r>
-      <w:hyperlink w:history="1" r:id="rIdufsfng5fegryzm63st5az">
+      <w:hyperlink w:history="1" r:id="rIdupcvaqb_nnaulz-atpapx">
         <w:r>
           <w:rPr>
             <w:rStyle w:val="Hyperlink"/>
@@ -1042,7 +1042,7 @@
       <w:r>
         <w:t xml:space="preserve"> — modifié — </w:t>
       </w:r>
-      <w:hyperlink w:history="1" r:id="rIdpqkc9cd8d9dqjo1ppwuvj">
+      <w:hyperlink w:history="1" r:id="rId8uwiacwttfz-04ajelul3">
         <w:r>
           <w:rPr>
             <w:rStyle w:val="Hyperlink"/>
@@ -1071,7 +1071,7 @@
       <w:r>
         <w:t xml:space="preserve"> — modifié — </w:t>
       </w:r>
-      <w:hyperlink w:history="1" r:id="rIdog5fkqalztsgtwkbhhbsj">
+      <w:hyperlink w:history="1" r:id="rIdilqsoe9ehpvndv4rpakxr">
         <w:r>
           <w:rPr>
             <w:rStyle w:val="Hyperlink"/>

--- a/docs/developpement/phases/word/PHASE_44_PREVISION_DU_PROCHAIN_EVENEMENT.docx
+++ b/docs/developpement/phases/word/PHASE_44_PREVISION_DU_PROCHAIN_EVENEMENT.docx
@@ -20,7 +20,7 @@
       <w:r>
         <w:t xml:space="preserve">FlaiX Expert · dossier de développement · généré le 2026-10-25 depuis le dépôt </w:t>
       </w:r>
-      <w:hyperlink w:history="1" r:id="rId-4hlpazlvbnt5suq80wby">
+      <w:hyperlink w:history="1" r:id="rIda3rx2kbpytuzr-khsaplq">
         <w:r>
           <w:rPr>
             <w:rStyle w:val="Hyperlink"/>
@@ -709,7 +709,7 @@
           <w:numId w:val="2"/>
         </w:numPr>
       </w:pPr>
-      <w:hyperlink w:history="1" r:id="rId4klot7afyyhtmzc463rwl">
+      <w:hyperlink w:history="1" r:id="rIdf25qj1b9vjdpcakwughv_">
         <w:r>
           <w:rPr>
             <w:rStyle w:val="Hyperlink"/>
@@ -757,7 +757,7 @@
       <w:r>
         <w:t xml:space="preserve"> — créé — </w:t>
       </w:r>
-      <w:hyperlink w:history="1" r:id="rId6fhrbths4z5zfvnclxo2t">
+      <w:hyperlink w:history="1" r:id="rIdrhlmkyid6wdgt0ewz7mkh">
         <w:r>
           <w:rPr>
             <w:rStyle w:val="Hyperlink"/>
@@ -786,7 +786,7 @@
       <w:r>
         <w:t xml:space="preserve"> — créé — </w:t>
       </w:r>
-      <w:hyperlink w:history="1" r:id="rIdxutnskyoymscgkj_s4fn7">
+      <w:hyperlink w:history="1" r:id="rIdezhpv-qadx1zbvkihzfpz">
         <w:r>
           <w:rPr>
             <w:rStyle w:val="Hyperlink"/>
@@ -823,7 +823,7 @@
       <w:r>
         <w:t xml:space="preserve"> — modifié — </w:t>
       </w:r>
-      <w:hyperlink w:history="1" r:id="rIdz2z3lpdorka0rr7nmou7m">
+      <w:hyperlink w:history="1" r:id="rIdevttkngvxcu-jv7kui5a6">
         <w:r>
           <w:rPr>
             <w:rStyle w:val="Hyperlink"/>
@@ -852,7 +852,7 @@
       <w:r>
         <w:t xml:space="preserve"> — créé — </w:t>
       </w:r>
-      <w:hyperlink w:history="1" r:id="rIdbdb0palrhgakakw9gv8k2">
+      <w:hyperlink w:history="1" r:id="rIdvbigktanior7m8w4rkcrd">
         <w:r>
           <w:rPr>
             <w:rStyle w:val="Hyperlink"/>
@@ -889,7 +889,7 @@
       <w:r>
         <w:t xml:space="preserve"> — créé — </w:t>
       </w:r>
-      <w:hyperlink w:history="1" r:id="rIdqjisad35jjbl27n6weczq">
+      <w:hyperlink w:history="1" r:id="rIdr8lomhqm1e0gpvokqiwya">
         <w:r>
           <w:rPr>
             <w:rStyle w:val="Hyperlink"/>
@@ -918,7 +918,7 @@
       <w:r>
         <w:t xml:space="preserve"> — modifié — </w:t>
       </w:r>
-      <w:hyperlink w:history="1" r:id="rIdxewshfag6mj8nysalo8ds">
+      <w:hyperlink w:history="1" r:id="rIdxnouurhc5haf927ozczn6">
         <w:r>
           <w:rPr>
             <w:rStyle w:val="Hyperlink"/>
@@ -955,7 +955,7 @@
       <w:r>
         <w:t xml:space="preserve"> — modifié — </w:t>
       </w:r>
-      <w:hyperlink w:history="1" r:id="rIdjbqys59cywn5kffn20di1">
+      <w:hyperlink w:history="1" r:id="rId7rrs5hakjvu8ys-n9qddt">
         <w:r>
           <w:rPr>
             <w:rStyle w:val="Hyperlink"/>
@@ -984,7 +984,7 @@
       <w:r>
         <w:t xml:space="preserve"> — créé — </w:t>
       </w:r>
-      <w:hyperlink w:history="1" r:id="rIdk9mcneysrqmqpuybseqf9">
+      <w:hyperlink w:history="1" r:id="rIdugpgz6bucqgucydr-toq0">
         <w:r>
           <w:rPr>
             <w:rStyle w:val="Hyperlink"/>
@@ -1013,7 +1013,7 @@
       <w:r>
         <w:t xml:space="preserve"> — créé — </w:t>
       </w:r>
-      <w:hyperlink w:history="1" r:id="rIdupcvaqb_nnaulz-atpapx">
+      <w:hyperlink w:history="1" r:id="rIde48-crrvcimcwxyfbge1h">
         <w:r>
           <w:rPr>
             <w:rStyle w:val="Hyperlink"/>
@@ -1042,7 +1042,7 @@
       <w:r>
         <w:t xml:space="preserve"> — modifié — </w:t>
       </w:r>
-      <w:hyperlink w:history="1" r:id="rId8uwiacwttfz-04ajelul3">
+      <w:hyperlink w:history="1" r:id="rIdqcau1hqz9d6zvhf6sueow">
         <w:r>
           <w:rPr>
             <w:rStyle w:val="Hyperlink"/>
@@ -1071,7 +1071,7 @@
       <w:r>
         <w:t xml:space="preserve"> — modifié — </w:t>
       </w:r>
-      <w:hyperlink w:history="1" r:id="rIdilqsoe9ehpvndv4rpakxr">
+      <w:hyperlink w:history="1" r:id="rIdgu9v-vg9uqplhxbjtn7rr">
         <w:r>
           <w:rPr>
             <w:rStyle w:val="Hyperlink"/>
